--- a/case-3-tourism/report/Кейс-задача№3_Туризм.docx
+++ b/case-3-tourism/report/Кейс-задача№3_Туризм.docx
@@ -31,13 +31,13 @@
     <w:p>
       <w:pPr/>
       <w:r>
-        <w:t>Цель работы — спроектировать базу данных туристического агентства, которое организует поездки к редким природным явлениям. База должна хранить перечень направлений и услуг, данные туристов и заказы туров.</w:t>
+        <w:t>В этой работе я спроектировал базу данных туристического агентства, которое организует поездки к редким природным явлениям. В базе я храню направления и услуги, данные туристов и заказы туров.</w:t>
       </w:r>
     </w:p>
     <w:p>
       <w:pPr/>
       <w:r>
-        <w:t>Проект выполнен для MySQL 8. Он содержит четыре таблицы-справочника и одну таблицу переменной информации. Для каждой таблицы задан первичный ключ, а таблица заказов связана со всеми справочниками внешними ключами.</w:t>
+        <w:t>Проект я сделал для MySQL 8. В него вошли четыре таблицы-справочника и одна таблица с заказами. Для каждой таблицы я задал первичный ключ, а заказы связал со справочниками внешними ключами.</w:t>
       </w:r>
     </w:p>
     <w:p>
@@ -52,7 +52,7 @@
     <w:p>
       <w:pPr/>
       <w:r>
-        <w:t>Обычные туристические базы часто описывают только страну, отель и стоимость. В этом проекте агентство «Редкие явления» предлагает экспедиции за северным сиянием, солнечными затмениями, биолюминесцентным океаном, вулканами и необычными звёздными пейзажами.</w:t>
+        <w:t>Для предметной области я выбрал агентство «Редкие явления». В отличие от обычных туристических баз со странами и отелями, здесь есть поездки за северным сиянием, затмениями, биолюминесцентным океаном, вулканами и необычными звёздными пейзажами.</w:t>
       </w:r>
     </w:p>
     <w:p>
@@ -112,7 +112,7 @@
     <w:p>
       <w:pPr/>
       <w:r>
-        <w:t>Структура специально ограничена пятью таблицами в соответствии с заданием. Первые четыре таблицы являются справочниками. Пятая таблица регулярно пополняется новыми заказами и поэтому относится к переменной информации.</w:t>
+        <w:t>По условию задания я ограничил структуру пятью таблицами. Первые четыре использовал как справочники, а в пятой храню заказы, которые появляются во время работы агентства.</w:t>
       </w:r>
     </w:p>
     <w:tbl>
@@ -673,7 +673,7 @@
     <w:p>
       <w:pPr/>
       <w:r>
-        <w:t>tour_orders хранит факты оформления туров. Для каждого заказа указываются четыре внешних ключа, даты, количество участников, цены, скидка, статус и пожелания. Итоговая сумма рассчитывается автоматически.</w:t>
+        <w:t>В tour_orders я храню оформленные туры: ссылки на четыре справочника, даты, число участников, цены, скидку, статус и пожелания. Итоговую сумму база рассчитывает автоматически.</w:t>
       </w:r>
     </w:p>
     <w:p>
@@ -693,7 +693,7 @@
     <w:p>
       <w:pPr/>
       <w:r>
-        <w:t>Во всех таблицах используются числовые первичные ключи с автоматическим увеличением. Код бронирования, электронная почта и номер паспорта дополнительно защищены уникальными ограничениями.</w:t>
+        <w:t>Во всех таблицах я использовал числовые первичные ключи с автоматическим увеличением. Для кода бронирования, электронной почты и номера паспорта добавил ограничения уникальности.</w:t>
       </w:r>
     </w:p>
     <w:tbl>
@@ -1116,7 +1116,7 @@
     <w:p>
       <w:pPr/>
       <w:r>
-        <w:t>Каждая связь имеет тип «один ко многим»: один турист может оформить несколько заказов, одно направление встречается во многих заказах и так далее. Удаление использованного справочного значения запрещено правилом ON DELETE RESTRICT, поэтому история заказов не потеряется.</w:t>
+        <w:t>Все связи я сделал по типу «один ко многим»: один турист может оформить несколько заказов, а одно направление может встречаться в разных заказах. Через ON DELETE RESTRICT я запретил удалять уже используемые значения, чтобы история заказов не потерялась.</w:t>
       </w:r>
     </w:p>
     <w:p>
@@ -1201,13 +1201,13 @@
     <w:p>
       <w:pPr/>
       <w:r>
-        <w:t>Кроме первичных и уникальных ключей, созданы индексы для поиска заказов по дате и статусу, клиенту и направлению. Они ускоряют типовые отчёты менеджера.</w:t>
+        <w:t>Кроме первичных и уникальных ключей, я добавил индексы для поиска по дате, статусу, клиенту и направлению. Они ускоряют типовые запросы менеджера.</w:t>
       </w:r>
     </w:p>
     <w:p>
       <w:pPr/>
       <w:r>
-        <w:t>Скрипт заполняет базу готовым демонстрационным набором:</w:t>
+        <w:t>Чтобы базу можно было сразу проверить, я добавил демонстрационные данные:</w:t>
       </w:r>
     </w:p>
     <w:p>
@@ -1272,7 +1272,7 @@
     <w:p>
       <w:pPr/>
       <w:r>
-        <w:t>Представление v_tour_orders объединяет пять таблиц и формирует понятный список заказов: код бронирования, турист, направление, явление, тема, пакет услуг, даты, статус и итоговая сумма.</w:t>
+        <w:t>Я создал представление v_tour_orders, которое объединяет пять таблиц в один список: код бронирования, турист, направление, явление, тема, пакет услуг, даты, статус и итоговая сумма.</w:t>
       </w:r>
     </w:p>
     <w:tbl>
@@ -1509,7 +1509,7 @@
     <w:p>
       <w:pPr/>
       <w:r>
-        <w:t>Такие запросы позволяют быстро увидеть популярные экспедиции, будущую загрузку и сумму подтверждённых заказов.</w:t>
+        <w:t>С помощью контрольных запросов я проверяю популярные экспедиции, будущую загрузку и сумму подтверждённых заказов.</w:t>
       </w:r>
     </w:p>
     <w:p>
@@ -1523,7 +1523,7 @@
         <w:keepNext/>
       </w:pPr>
       <w:r>
-        <w:t>8. Запуск в MySQL Workbench</w:t>
+        <w:t>8. Как воспроизвести результат</w:t>
       </w:r>
     </w:p>
     <w:p>
@@ -1588,7 +1588,7 @@
     <w:p>
       <w:pPr/>
       <w:r>
-        <w:t>База может использоваться небольшим туристическим агентством для регистрации клиентов, ведения каталога необычных туров, расчёта стоимости и контроля заказов. Менеджер видит, какие путешествия оплачены, какие ожидают подтверждения и где требуется связаться с клиентом.</w:t>
+        <w:t>Я сделал базу так, чтобы небольшое агентство могло регистрировать клиентов, вести каталог туров, рассчитывать стоимость и контролировать заказы. Менеджер видит оплаченные поездки, заказы на подтверждении и клиентов, с которыми нужно связаться.</w:t>
       </w:r>
     </w:p>
     <w:p>
@@ -1653,13 +1653,13 @@
     <w:p>
       <w:pPr/>
       <w:r>
-        <w:t>В результате спроектирована база данных «Туризм» из пяти связанных таблиц. Четыре справочника описывают клиентов, направления, темы туров и пакеты услуг. Таблица tour_orders хранит переменную информацию и ссылается на каждый справочник внешним ключом.</w:t>
+        <w:t>В результате я спроектировал базу «Туризм» из пяти связанных таблиц. Четыре справочника описывают клиентов, направления, темы туров и пакеты услуг, а в tour_orders хранится изменяемая информация о заказах.</w:t>
       </w:r>
     </w:p>
     <w:p>
       <w:pPr/>
       <w:r>
-        <w:t>Проект полностью соответствует условию задания, но отличается необычной предметной идеей. SQL-скрипт можно выполнить в MySQL Workbench: он создаёт схему, ключи, связи, индексы, ограничения, тестовые данные, вычисляемую сумму заказа и представление для отчётов.</w:t>
+        <w:t>Я выполнил требования задания и выбрал необычную предметную область. Чтобы воспроизвести результат, достаточно выполнить SQL-скрипт в MySQL Workbench: он создаст схему, ключи, связи, индексы, ограничения, тестовые данные, расчёт суммы заказа и представление для отчётов.</w:t>
       </w:r>
     </w:p>
     <w:sectPr>

--- a/case-3-tourism/report/Кейс-задача№3_Туризм.docx
+++ b/case-3-tourism/report/Кейс-задача№3_Туризм.docx
@@ -31,13 +31,13 @@
     <w:p>
       <w:pPr/>
       <w:r>
-        <w:t>В этой работе я спроектировал базу данных туристического агентства, которое организует поездки к редким природным явлениям. В базе я храню направления и услуги, данные туристов и заказы туров.</w:t>
+        <w:t>В этой работе я спроектировала базу данных туристического агентства, которое организует поездки к редким природным явлениям. В базе я храню направления и услуги, данные туристов и заказы туров.</w:t>
       </w:r>
     </w:p>
     <w:p>
       <w:pPr/>
       <w:r>
-        <w:t>Проект я сделал для MySQL 8. В него вошли четыре таблицы-справочника и одна таблица с заказами. Для каждой таблицы я задал первичный ключ, а заказы связал со справочниками внешними ключами.</w:t>
+        <w:t>Проект я сделала для MySQL 8. В него вошли четыре таблицы-справочника и одна таблица с заказами. Для каждой таблицы я задала первичный ключ, а заказы связала со справочниками внешними ключами.</w:t>
       </w:r>
     </w:p>
     <w:p>
@@ -52,7 +52,7 @@
     <w:p>
       <w:pPr/>
       <w:r>
-        <w:t>Для предметной области я выбрал агентство «Редкие явления». В отличие от обычных туристических баз со странами и отелями, здесь есть поездки за северным сиянием, затмениями, биолюминесцентным океаном, вулканами и необычными звёздными пейзажами.</w:t>
+        <w:t>Для предметной области я выбрала агентство «Редкие явления». В отличие от обычных туристических баз со странами и отелями, здесь есть поездки за северным сиянием, затмениями, биолюминесцентным океаном, вулканами и необычными звёздными пейзажами.</w:t>
       </w:r>
     </w:p>
     <w:p>
@@ -112,7 +112,7 @@
     <w:p>
       <w:pPr/>
       <w:r>
-        <w:t>По условию задания я ограничил структуру пятью таблицами. Первые четыре использовал как справочники, а в пятой храню заказы, которые появляются во время работы агентства.</w:t>
+        <w:t>По условию задания я ограничила структуру пятью таблицами. Первые четыре использовала как справочники, а в пятой храню заказы, которые появляются во время работы агентства.</w:t>
       </w:r>
     </w:p>
     <w:tbl>
@@ -693,7 +693,7 @@
     <w:p>
       <w:pPr/>
       <w:r>
-        <w:t>Во всех таблицах я использовал числовые первичные ключи с автоматическим увеличением. Для кода бронирования, электронной почты и номера паспорта добавил ограничения уникальности.</w:t>
+        <w:t>Во всех таблицах я использовала числовые первичные ключи с автоматическим увеличением. Для кода бронирования, электронной почты и номера паспорта добавила ограничения уникальности.</w:t>
       </w:r>
     </w:p>
     <w:tbl>
@@ -1116,7 +1116,7 @@
     <w:p>
       <w:pPr/>
       <w:r>
-        <w:t>Все связи я сделал по типу «один ко многим»: один турист может оформить несколько заказов, а одно направление может встречаться в разных заказах. Через ON DELETE RESTRICT я запретил удалять уже используемые значения, чтобы история заказов не потерялась.</w:t>
+        <w:t>Все связи я сделала по типу «один ко многим»: один турист может оформить несколько заказов, а одно направление может встречаться в разных заказах. Через ON DELETE RESTRICT я запретила удалять уже используемые значения, чтобы история заказов не потерялась.</w:t>
       </w:r>
     </w:p>
     <w:p>
@@ -1201,13 +1201,13 @@
     <w:p>
       <w:pPr/>
       <w:r>
-        <w:t>Кроме первичных и уникальных ключей, я добавил индексы для поиска по дате, статусу, клиенту и направлению. Они ускоряют типовые запросы менеджера.</w:t>
+        <w:t>Кроме первичных и уникальных ключей, я добавила индексы для поиска по дате, статусу, клиенту и направлению. Они ускоряют типовые запросы менеджера.</w:t>
       </w:r>
     </w:p>
     <w:p>
       <w:pPr/>
       <w:r>
-        <w:t>Чтобы базу можно было сразу проверить, я добавил демонстрационные данные:</w:t>
+        <w:t>Чтобы базу можно было сразу проверить, я добавила демонстрационные данные:</w:t>
       </w:r>
     </w:p>
     <w:p>
@@ -1272,7 +1272,7 @@
     <w:p>
       <w:pPr/>
       <w:r>
-        <w:t>Я создал представление v_tour_orders, которое объединяет пять таблиц в один список: код бронирования, турист, направление, явление, тема, пакет услуг, даты, статус и итоговая сумма.</w:t>
+        <w:t>Я создала представление v_tour_orders, которое объединяет пять таблиц в один список: код бронирования, турист, направление, явление, тема, пакет услуг, даты, статус и итоговая сумма.</w:t>
       </w:r>
     </w:p>
     <w:tbl>
@@ -1588,7 +1588,7 @@
     <w:p>
       <w:pPr/>
       <w:r>
-        <w:t>Я сделал базу так, чтобы небольшое агентство могло регистрировать клиентов, вести каталог туров, рассчитывать стоимость и контролировать заказы. Менеджер видит оплаченные поездки, заказы на подтверждении и клиентов, с которыми нужно связаться.</w:t>
+        <w:t>Я сделала базу так, чтобы небольшое агентство могло регистрировать клиентов, вести каталог туров, рассчитывать стоимость и контролировать заказы. Менеджер видит оплаченные поездки, заказы на подтверждении и клиентов, с которыми нужно связаться.</w:t>
       </w:r>
     </w:p>
     <w:p>
@@ -1653,13 +1653,13 @@
     <w:p>
       <w:pPr/>
       <w:r>
-        <w:t>В результате я спроектировал базу «Туризм» из пяти связанных таблиц. Четыре справочника описывают клиентов, направления, темы туров и пакеты услуг, а в tour_orders хранится изменяемая информация о заказах.</w:t>
+        <w:t>В результате я спроектировала базу «Туризм» из пяти связанных таблиц. Четыре справочника описывают клиентов, направления, темы туров и пакеты услуг, а в tour_orders хранится изменяемая информация о заказах.</w:t>
       </w:r>
     </w:p>
     <w:p>
       <w:pPr/>
       <w:r>
-        <w:t>Я выполнил требования задания и выбрал необычную предметную область. Чтобы воспроизвести результат, достаточно выполнить SQL-скрипт в MySQL Workbench: он создаст схему, ключи, связи, индексы, ограничения, тестовые данные, расчёт суммы заказа и представление для отчётов.</w:t>
+        <w:t>Я выполнила требования задания и выбрала необычную предметную область. Чтобы воспроизвести результат, достаточно выполнить SQL-скрипт в MySQL Workbench: он создаст схему, ключи, связи, индексы, ограничения, тестовые данные, расчёт суммы заказа и представление для отчётов.</w:t>
       </w:r>
     </w:p>
     <w:sectPr>

--- a/case-3-tourism/report/Кейс-задача№3_Туризм.docx
+++ b/case-3-tourism/report/Кейс-задача№3_Туризм.docx
@@ -31,13 +31,13 @@
     <w:p>
       <w:pPr/>
       <w:r>
-        <w:t>В этой работе я спроектировала базу данных туристического агентства, которое организует поездки к редким природным явлениям. В базе я храню направления и услуги, данные туристов и заказы туров.</w:t>
+        <w:t>В этой работе я спроектировал базу данных туристического агентства, которое организует поездки к редким природным явлениям. В базе я храню направления и услуги, данные туристов и заказы туров.</w:t>
       </w:r>
     </w:p>
     <w:p>
       <w:pPr/>
       <w:r>
-        <w:t>Проект я сделала для MySQL 8. В него вошли четыре таблицы-справочника и одна таблица с заказами. Для каждой таблицы я задала первичный ключ, а заказы связала со справочниками внешними ключами.</w:t>
+        <w:t>Проект я сделал для MySQL 8. В него вошли четыре таблицы-справочника и одна таблица с заказами. Для каждой таблицы я задал первичный ключ, а заказы связал со справочниками внешними ключами.</w:t>
       </w:r>
     </w:p>
     <w:p>
@@ -52,7 +52,7 @@
     <w:p>
       <w:pPr/>
       <w:r>
-        <w:t>Для предметной области я выбрала агентство «Редкие явления». В отличие от обычных туристических баз со странами и отелями, здесь есть поездки за северным сиянием, затмениями, биолюминесцентным океаном, вулканами и необычными звёздными пейзажами.</w:t>
+        <w:t>Для предметной области я выбрал агентство «Редкие явления». В отличие от обычных туристических баз со странами и отелями, здесь есть поездки за северным сиянием, затмениями, биолюминесцентным океаном, вулканами и необычными звёздными пейзажами.</w:t>
       </w:r>
     </w:p>
     <w:p>
@@ -112,7 +112,7 @@
     <w:p>
       <w:pPr/>
       <w:r>
-        <w:t>По условию задания я ограничила структуру пятью таблицами. Первые четыре использовала как справочники, а в пятой храню заказы, которые появляются во время работы агентства.</w:t>
+        <w:t>По условию задания я ограничил структуру пятью таблицами. Первые четыре использовал как справочники, а в пятой храню заказы, которые появляются во время работы агентства.</w:t>
       </w:r>
     </w:p>
     <w:tbl>
@@ -693,7 +693,7 @@
     <w:p>
       <w:pPr/>
       <w:r>
-        <w:t>Во всех таблицах я использовала числовые первичные ключи с автоматическим увеличением. Для кода бронирования, электронной почты и номера паспорта добавила ограничения уникальности.</w:t>
+        <w:t>Во всех таблицах я использовал числовые первичные ключи с автоматическим увеличением. Для кода бронирования, электронной почты и номера паспорта добавил ограничения уникальности.</w:t>
       </w:r>
     </w:p>
     <w:tbl>
@@ -1116,7 +1116,7 @@
     <w:p>
       <w:pPr/>
       <w:r>
-        <w:t>Все связи я сделала по типу «один ко многим»: один турист может оформить несколько заказов, а одно направление может встречаться в разных заказах. Через ON DELETE RESTRICT я запретила удалять уже используемые значения, чтобы история заказов не потерялась.</w:t>
+        <w:t>Все связи я сделал по типу «один ко многим»: один турист может оформить несколько заказов, а одно направление может встречаться в разных заказах. Через ON DELETE RESTRICT я запретил удалять уже используемые значения, чтобы история заказов не потерялась.</w:t>
       </w:r>
     </w:p>
     <w:p>
@@ -1201,13 +1201,13 @@
     <w:p>
       <w:pPr/>
       <w:r>
-        <w:t>Кроме первичных и уникальных ключей, я добавила индексы для поиска по дате, статусу, клиенту и направлению. Они ускоряют типовые запросы менеджера.</w:t>
+        <w:t>Кроме первичных и уникальных ключей, я добавил индексы для поиска по дате, статусу, клиенту и направлению. Они ускоряют типовые запросы менеджера.</w:t>
       </w:r>
     </w:p>
     <w:p>
       <w:pPr/>
       <w:r>
-        <w:t>Чтобы базу можно было сразу проверить, я добавила демонстрационные данные:</w:t>
+        <w:t>Чтобы базу можно было сразу проверить, я добавил демонстрационные данные:</w:t>
       </w:r>
     </w:p>
     <w:p>
@@ -1272,7 +1272,7 @@
     <w:p>
       <w:pPr/>
       <w:r>
-        <w:t>Я создала представление v_tour_orders, которое объединяет пять таблиц в один список: код бронирования, турист, направление, явление, тема, пакет услуг, даты, статус и итоговая сумма.</w:t>
+        <w:t>Я создал представление v_tour_orders, которое объединяет пять таблиц в один список: код бронирования, турист, направление, явление, тема, пакет услуг, даты, статус и итоговая сумма.</w:t>
       </w:r>
     </w:p>
     <w:tbl>
@@ -1588,7 +1588,7 @@
     <w:p>
       <w:pPr/>
       <w:r>
-        <w:t>Я сделала базу так, чтобы небольшое агентство могло регистрировать клиентов, вести каталог туров, рассчитывать стоимость и контролировать заказы. Менеджер видит оплаченные поездки, заказы на подтверждении и клиентов, с которыми нужно связаться.</w:t>
+        <w:t>Я сделал базу так, чтобы небольшое агентство могло регистрировать клиентов, вести каталог туров, рассчитывать стоимость и контролировать заказы. Менеджер видит оплаченные поездки, заказы на подтверждении и клиентов, с которыми нужно связаться.</w:t>
       </w:r>
     </w:p>
     <w:p>
@@ -1653,13 +1653,13 @@
     <w:p>
       <w:pPr/>
       <w:r>
-        <w:t>В результате я спроектировала базу «Туризм» из пяти связанных таблиц. Четыре справочника описывают клиентов, направления, темы туров и пакеты услуг, а в tour_orders хранится изменяемая информация о заказах.</w:t>
+        <w:t>В результате я спроектировал базу «Туризм» из пяти связанных таблиц. Четыре справочника описывают клиентов, направления, темы туров и пакеты услуг, а в tour_orders хранится изменяемая информация о заказах.</w:t>
       </w:r>
     </w:p>
     <w:p>
       <w:pPr/>
       <w:r>
-        <w:t>Я выполнила требования задания и выбрала необычную предметную область. Чтобы воспроизвести результат, достаточно выполнить SQL-скрипт в MySQL Workbench: он создаст схему, ключи, связи, индексы, ограничения, тестовые данные, расчёт суммы заказа и представление для отчётов.</w:t>
+        <w:t>Я выполнил требования задания и выбрал необычную предметную область. Чтобы воспроизвести результат, достаточно выполнить SQL-скрипт в MySQL Workbench: он создаст схему, ключи, связи, индексы, ограничения, тестовые данные, расчёт суммы заказа и представление для отчётов.</w:t>
       </w:r>
     </w:p>
     <w:sectPr>
